--- a/klagomål/A 52002-2025 FSC-klagomål.docx
+++ b/klagomål/A 52002-2025 FSC-klagomål.docx
@@ -651,7 +651,7 @@
     <w:r>
       <w:tab/>
       <w:tab/>
-      <w:t>2025-10-23</w:t>
+      <w:t>2025-10-24</w:t>
       <w:br/>
       <w:br/>
     </w:r>

--- a/klagomål/A 52002-2025 FSC-klagomål.docx
+++ b/klagomål/A 52002-2025 FSC-klagomål.docx
@@ -651,7 +651,7 @@
     <w:r>
       <w:tab/>
       <w:tab/>
-      <w:t>2025-10-24</w:t>
+      <w:t>2025-10-25</w:t>
       <w:br/>
       <w:br/>
     </w:r>

--- a/klagomål/A 52002-2025 FSC-klagomål.docx
+++ b/klagomål/A 52002-2025 FSC-klagomål.docx
@@ -651,7 +651,7 @@
     <w:r>
       <w:tab/>
       <w:tab/>
-      <w:t>2025-10-25</w:t>
+      <w:t>2025-10-26</w:t>
       <w:br/>
       <w:br/>
     </w:r>

--- a/klagomål/A 52002-2025 FSC-klagomål.docx
+++ b/klagomål/A 52002-2025 FSC-klagomål.docx
@@ -651,7 +651,7 @@
     <w:r>
       <w:tab/>
       <w:tab/>
-      <w:t>2025-10-26</w:t>
+      <w:t>2025-10-27</w:t>
       <w:br/>
       <w:br/>
     </w:r>

--- a/klagomål/A 52002-2025 FSC-klagomål.docx
+++ b/klagomål/A 52002-2025 FSC-klagomål.docx
@@ -651,7 +651,7 @@
     <w:r>
       <w:tab/>
       <w:tab/>
-      <w:t>2025-10-27</w:t>
+      <w:t>2025-10-28</w:t>
       <w:br/>
       <w:br/>
     </w:r>

--- a/klagomål/A 52002-2025 FSC-klagomål.docx
+++ b/klagomål/A 52002-2025 FSC-klagomål.docx
@@ -651,7 +651,7 @@
     <w:r>
       <w:tab/>
       <w:tab/>
-      <w:t>2025-10-28</w:t>
+      <w:t>2025-10-29</w:t>
       <w:br/>
       <w:br/>
     </w:r>

--- a/klagomål/A 52002-2025 FSC-klagomål.docx
+++ b/klagomål/A 52002-2025 FSC-klagomål.docx
@@ -651,7 +651,7 @@
     <w:r>
       <w:tab/>
       <w:tab/>
-      <w:t>2025-10-29</w:t>
+      <w:t>2025-10-30</w:t>
       <w:br/>
       <w:br/>
     </w:r>

--- a/klagomål/A 52002-2025 FSC-klagomål.docx
+++ b/klagomål/A 52002-2025 FSC-klagomål.docx
@@ -651,7 +651,7 @@
     <w:r>
       <w:tab/>
       <w:tab/>
-      <w:t>2025-10-30</w:t>
+      <w:t>2025-10-31</w:t>
       <w:br/>
       <w:br/>
     </w:r>

--- a/klagomål/A 52002-2025 FSC-klagomål.docx
+++ b/klagomål/A 52002-2025 FSC-klagomål.docx
@@ -651,7 +651,7 @@
     <w:r>
       <w:tab/>
       <w:tab/>
-      <w:t>2025-10-31</w:t>
+      <w:t>2025-11-01</w:t>
       <w:br/>
       <w:br/>
     </w:r>

--- a/klagomål/A 52002-2025 FSC-klagomål.docx
+++ b/klagomål/A 52002-2025 FSC-klagomål.docx
@@ -651,7 +651,7 @@
     <w:r>
       <w:tab/>
       <w:tab/>
-      <w:t>2025-11-15</w:t>
+      <w:t>2025-11-20</w:t>
       <w:br/>
       <w:br/>
     </w:r>

--- a/klagomål/A 52002-2025 FSC-klagomål.docx
+++ b/klagomål/A 52002-2025 FSC-klagomål.docx
@@ -651,7 +651,7 @@
     <w:r>
       <w:tab/>
       <w:tab/>
-      <w:t>2025-11-20</w:t>
+      <w:t>2025-11-21</w:t>
       <w:br/>
       <w:br/>
     </w:r>

--- a/klagomål/A 52002-2025 FSC-klagomål.docx
+++ b/klagomål/A 52002-2025 FSC-klagomål.docx
@@ -651,7 +651,7 @@
     <w:r>
       <w:tab/>
       <w:tab/>
-      <w:t>2025-11-21</w:t>
+      <w:t>2025-11-22</w:t>
       <w:br/>
       <w:br/>
     </w:r>

--- a/klagomål/A 52002-2025 FSC-klagomål.docx
+++ b/klagomål/A 52002-2025 FSC-klagomål.docx
@@ -651,7 +651,7 @@
     <w:r>
       <w:tab/>
       <w:tab/>
-      <w:t>2025-11-22</w:t>
+      <w:t>2025-11-23</w:t>
       <w:br/>
       <w:br/>
     </w:r>

--- a/klagomål/A 52002-2025 FSC-klagomål.docx
+++ b/klagomål/A 52002-2025 FSC-klagomål.docx
@@ -651,7 +651,7 @@
     <w:r>
       <w:tab/>
       <w:tab/>
-      <w:t>2025-11-23</w:t>
+      <w:t>2025-11-24</w:t>
       <w:br/>
       <w:br/>
     </w:r>

--- a/klagomål/A 52002-2025 FSC-klagomål.docx
+++ b/klagomål/A 52002-2025 FSC-klagomål.docx
@@ -651,7 +651,7 @@
     <w:r>
       <w:tab/>
       <w:tab/>
-      <w:t>2025-11-24</w:t>
+      <w:t>2025-11-25</w:t>
       <w:br/>
       <w:br/>
     </w:r>

--- a/klagomål/A 52002-2025 FSC-klagomål.docx
+++ b/klagomål/A 52002-2025 FSC-klagomål.docx
@@ -651,7 +651,7 @@
     <w:r>
       <w:tab/>
       <w:tab/>
-      <w:t>2025-11-25</w:t>
+      <w:t>2025-11-26</w:t>
       <w:br/>
       <w:br/>
     </w:r>

--- a/klagomål/A 52002-2025 FSC-klagomål.docx
+++ b/klagomål/A 52002-2025 FSC-klagomål.docx
@@ -651,7 +651,7 @@
     <w:r>
       <w:tab/>
       <w:tab/>
-      <w:t>2025-11-26</w:t>
+      <w:t>2025-11-27</w:t>
       <w:br/>
       <w:br/>
     </w:r>

--- a/klagomål/A 52002-2025 FSC-klagomål.docx
+++ b/klagomål/A 52002-2025 FSC-klagomål.docx
@@ -651,7 +651,7 @@
     <w:r>
       <w:tab/>
       <w:tab/>
-      <w:t>2025-11-27</w:t>
+      <w:t>2025-11-28</w:t>
       <w:br/>
       <w:br/>
     </w:r>

--- a/klagomål/A 52002-2025 FSC-klagomål.docx
+++ b/klagomål/A 52002-2025 FSC-klagomål.docx
@@ -651,7 +651,7 @@
     <w:r>
       <w:tab/>
       <w:tab/>
-      <w:t>2025-11-28</w:t>
+      <w:t>2025-11-29</w:t>
       <w:br/>
       <w:br/>
     </w:r>

--- a/klagomål/A 52002-2025 FSC-klagomål.docx
+++ b/klagomål/A 52002-2025 FSC-klagomål.docx
@@ -651,7 +651,7 @@
     <w:r>
       <w:tab/>
       <w:tab/>
-      <w:t>2025-11-29</w:t>
+      <w:t>2025-11-30</w:t>
       <w:br/>
       <w:br/>
     </w:r>

--- a/klagomål/A 52002-2025 FSC-klagomål.docx
+++ b/klagomål/A 52002-2025 FSC-klagomål.docx
@@ -651,7 +651,7 @@
     <w:r>
       <w:tab/>
       <w:tab/>
-      <w:t>2025-11-30</w:t>
+      <w:t>2025-12-01</w:t>
       <w:br/>
       <w:br/>
     </w:r>

--- a/klagomål/A 52002-2025 FSC-klagomål.docx
+++ b/klagomål/A 52002-2025 FSC-klagomål.docx
@@ -651,7 +651,7 @@
     <w:r>
       <w:tab/>
       <w:tab/>
-      <w:t>2025-12-01</w:t>
+      <w:t>2025-12-02</w:t>
       <w:br/>
       <w:br/>
     </w:r>

--- a/klagomål/A 52002-2025 FSC-klagomål.docx
+++ b/klagomål/A 52002-2025 FSC-klagomål.docx
@@ -651,7 +651,7 @@
     <w:r>
       <w:tab/>
       <w:tab/>
-      <w:t>2025-12-02</w:t>
+      <w:t>2025-12-03</w:t>
       <w:br/>
       <w:br/>
     </w:r>

--- a/klagomål/A 52002-2025 FSC-klagomål.docx
+++ b/klagomål/A 52002-2025 FSC-klagomål.docx
@@ -651,7 +651,7 @@
     <w:r>
       <w:tab/>
       <w:tab/>
-      <w:t>2025-12-03</w:t>
+      <w:t>2025-12-04</w:t>
       <w:br/>
       <w:br/>
     </w:r>

--- a/klagomål/A 52002-2025 FSC-klagomål.docx
+++ b/klagomål/A 52002-2025 FSC-klagomål.docx
@@ -651,7 +651,7 @@
     <w:r>
       <w:tab/>
       <w:tab/>
-      <w:t>2025-12-04</w:t>
+      <w:t>2025-12-05</w:t>
       <w:br/>
       <w:br/>
     </w:r>

--- a/klagomål/A 52002-2025 FSC-klagomål.docx
+++ b/klagomål/A 52002-2025 FSC-klagomål.docx
@@ -651,7 +651,7 @@
     <w:r>
       <w:tab/>
       <w:tab/>
-      <w:t>2025-12-05</w:t>
+      <w:t>2025-12-06</w:t>
       <w:br/>
       <w:br/>
     </w:r>

--- a/klagomål/A 52002-2025 FSC-klagomål.docx
+++ b/klagomål/A 52002-2025 FSC-klagomål.docx
@@ -651,7 +651,7 @@
     <w:r>
       <w:tab/>
       <w:tab/>
-      <w:t>2025-12-06</w:t>
+      <w:t>2025-12-07</w:t>
       <w:br/>
       <w:br/>
     </w:r>

--- a/klagomål/A 52002-2025 FSC-klagomål.docx
+++ b/klagomål/A 52002-2025 FSC-klagomål.docx
@@ -651,7 +651,7 @@
     <w:r>
       <w:tab/>
       <w:tab/>
-      <w:t>2025-12-07</w:t>
+      <w:t>2025-12-08</w:t>
       <w:br/>
       <w:br/>
     </w:r>

--- a/klagomål/A 52002-2025 FSC-klagomål.docx
+++ b/klagomål/A 52002-2025 FSC-klagomål.docx
@@ -651,7 +651,7 @@
     <w:r>
       <w:tab/>
       <w:tab/>
-      <w:t>2025-12-08</w:t>
+      <w:t>2025-12-09</w:t>
       <w:br/>
       <w:br/>
     </w:r>

--- a/klagomål/A 52002-2025 FSC-klagomål.docx
+++ b/klagomål/A 52002-2025 FSC-klagomål.docx
@@ -651,7 +651,7 @@
     <w:r>
       <w:tab/>
       <w:tab/>
-      <w:t>2025-12-09</w:t>
+      <w:t>2025-12-10</w:t>
       <w:br/>
       <w:br/>
     </w:r>

--- a/klagomål/A 52002-2025 FSC-klagomål.docx
+++ b/klagomål/A 52002-2025 FSC-klagomål.docx
@@ -651,7 +651,7 @@
     <w:r>
       <w:tab/>
       <w:tab/>
-      <w:t>2025-12-10</w:t>
+      <w:t>2025-12-11</w:t>
       <w:br/>
       <w:br/>
     </w:r>

--- a/klagomål/A 52002-2025 FSC-klagomål.docx
+++ b/klagomål/A 52002-2025 FSC-klagomål.docx
@@ -651,7 +651,7 @@
     <w:r>
       <w:tab/>
       <w:tab/>
-      <w:t>2025-12-11</w:t>
+      <w:t>2025-12-12</w:t>
       <w:br/>
       <w:br/>
     </w:r>

--- a/klagomål/A 52002-2025 FSC-klagomål.docx
+++ b/klagomål/A 52002-2025 FSC-klagomål.docx
@@ -651,7 +651,7 @@
     <w:r>
       <w:tab/>
       <w:tab/>
-      <w:t>2025-12-12</w:t>
+      <w:t>2025-12-13</w:t>
       <w:br/>
       <w:br/>
     </w:r>

--- a/klagomål/A 52002-2025 FSC-klagomål.docx
+++ b/klagomål/A 52002-2025 FSC-klagomål.docx
@@ -651,7 +651,7 @@
     <w:r>
       <w:tab/>
       <w:tab/>
-      <w:t>2025-12-19</w:t>
+      <w:t>2025-12-20</w:t>
       <w:br/>
       <w:br/>
     </w:r>

--- a/klagomål/A 52002-2025 FSC-klagomål.docx
+++ b/klagomål/A 52002-2025 FSC-klagomål.docx
@@ -651,7 +651,7 @@
     <w:r>
       <w:tab/>
       <w:tab/>
-      <w:t>2025-12-20</w:t>
+      <w:t>2025-12-21</w:t>
       <w:br/>
       <w:br/>
     </w:r>

--- a/klagomål/A 52002-2025 FSC-klagomål.docx
+++ b/klagomål/A 52002-2025 FSC-klagomål.docx
@@ -651,7 +651,7 @@
     <w:r>
       <w:tab/>
       <w:tab/>
-      <w:t>2025-12-21</w:t>
+      <w:t>2025-12-22</w:t>
       <w:br/>
       <w:br/>
     </w:r>

--- a/klagomål/A 52002-2025 FSC-klagomål.docx
+++ b/klagomål/A 52002-2025 FSC-klagomål.docx
@@ -651,7 +651,7 @@
     <w:r>
       <w:tab/>
       <w:tab/>
-      <w:t>2025-12-22</w:t>
+      <w:t>2025-12-26</w:t>
       <w:br/>
       <w:br/>
     </w:r>

--- a/klagomål/A 52002-2025 FSC-klagomål.docx
+++ b/klagomål/A 52002-2025 FSC-klagomål.docx
@@ -651,7 +651,7 @@
     <w:r>
       <w:tab/>
       <w:tab/>
-      <w:t>2025-12-26</w:t>
+      <w:t>2025-12-28</w:t>
       <w:br/>
       <w:br/>
     </w:r>

--- a/klagomål/A 52002-2025 FSC-klagomål.docx
+++ b/klagomål/A 52002-2025 FSC-klagomål.docx
@@ -651,7 +651,7 @@
     <w:r>
       <w:tab/>
       <w:tab/>
-      <w:t>2025-12-28</w:t>
+      <w:t>2025-12-29</w:t>
       <w:br/>
       <w:br/>
     </w:r>

--- a/klagomål/A 52002-2025 FSC-klagomål.docx
+++ b/klagomål/A 52002-2025 FSC-klagomål.docx
@@ -651,7 +651,7 @@
     <w:r>
       <w:tab/>
       <w:tab/>
-      <w:t>2025-12-29</w:t>
+      <w:t>2025-12-30</w:t>
       <w:br/>
       <w:br/>
     </w:r>

--- a/klagomål/A 52002-2025 FSC-klagomål.docx
+++ b/klagomål/A 52002-2025 FSC-klagomål.docx
@@ -651,7 +651,7 @@
     <w:r>
       <w:tab/>
       <w:tab/>
-      <w:t>2025-12-30</w:t>
+      <w:t>2025-12-31</w:t>
       <w:br/>
       <w:br/>
     </w:r>

--- a/klagomål/A 52002-2025 FSC-klagomål.docx
+++ b/klagomål/A 52002-2025 FSC-klagomål.docx
@@ -651,7 +651,7 @@
     <w:r>
       <w:tab/>
       <w:tab/>
-      <w:t>2026-01-07</w:t>
+      <w:t>2026-01-08</w:t>
       <w:br/>
       <w:br/>
     </w:r>

--- a/klagomål/A 52002-2025 FSC-klagomål.docx
+++ b/klagomål/A 52002-2025 FSC-klagomål.docx
@@ -651,7 +651,7 @@
     <w:r>
       <w:tab/>
       <w:tab/>
-      <w:t>2026-01-08</w:t>
+      <w:t>2026-01-09</w:t>
       <w:br/>
       <w:br/>
     </w:r>

--- a/klagomål/A 52002-2025 FSC-klagomål.docx
+++ b/klagomål/A 52002-2025 FSC-klagomål.docx
@@ -651,7 +651,7 @@
     <w:r>
       <w:tab/>
       <w:tab/>
-      <w:t>2026-01-09</w:t>
+      <w:t>2026-01-10</w:t>
       <w:br/>
       <w:br/>
     </w:r>

--- a/klagomål/A 52002-2025 FSC-klagomål.docx
+++ b/klagomål/A 52002-2025 FSC-klagomål.docx
@@ -651,7 +651,7 @@
     <w:r>
       <w:tab/>
       <w:tab/>
-      <w:t>2026-01-10</w:t>
+      <w:t>2026-01-11</w:t>
       <w:br/>
       <w:br/>
     </w:r>

--- a/klagomål/A 52002-2025 FSC-klagomål.docx
+++ b/klagomål/A 52002-2025 FSC-klagomål.docx
@@ -651,7 +651,7 @@
     <w:r>
       <w:tab/>
       <w:tab/>
-      <w:t>2026-01-11</w:t>
+      <w:t>2026-01-12</w:t>
       <w:br/>
       <w:br/>
     </w:r>

--- a/klagomål/A 52002-2025 FSC-klagomål.docx
+++ b/klagomål/A 52002-2025 FSC-klagomål.docx
@@ -651,7 +651,7 @@
     <w:r>
       <w:tab/>
       <w:tab/>
-      <w:t>2026-01-12</w:t>
+      <w:t>2026-01-13</w:t>
       <w:br/>
       <w:br/>
     </w:r>

--- a/klagomål/A 52002-2025 FSC-klagomål.docx
+++ b/klagomål/A 52002-2025 FSC-klagomål.docx
@@ -651,7 +651,7 @@
     <w:r>
       <w:tab/>
       <w:tab/>
-      <w:t>2026-01-13</w:t>
+      <w:t>2026-01-14</w:t>
       <w:br/>
       <w:br/>
     </w:r>

--- a/klagomål/A 52002-2025 FSC-klagomål.docx
+++ b/klagomål/A 52002-2025 FSC-klagomål.docx
@@ -651,7 +651,7 @@
     <w:r>
       <w:tab/>
       <w:tab/>
-      <w:t>2026-01-14</w:t>
+      <w:t>2026-01-15</w:t>
       <w:br/>
       <w:br/>
     </w:r>

--- a/klagomål/A 52002-2025 FSC-klagomål.docx
+++ b/klagomål/A 52002-2025 FSC-klagomål.docx
@@ -651,7 +651,7 @@
     <w:r>
       <w:tab/>
       <w:tab/>
-      <w:t>2026-01-15</w:t>
+      <w:t>2026-01-16</w:t>
       <w:br/>
       <w:br/>
     </w:r>

--- a/klagomål/A 52002-2025 FSC-klagomål.docx
+++ b/klagomål/A 52002-2025 FSC-klagomål.docx
@@ -651,7 +651,7 @@
     <w:r>
       <w:tab/>
       <w:tab/>
-      <w:t>2026-01-16</w:t>
+      <w:t>2026-01-17</w:t>
       <w:br/>
       <w:br/>
     </w:r>

--- a/klagomål/A 52002-2025 FSC-klagomål.docx
+++ b/klagomål/A 52002-2025 FSC-klagomål.docx
@@ -651,7 +651,7 @@
     <w:r>
       <w:tab/>
       <w:tab/>
-      <w:t>2026-01-17</w:t>
+      <w:t>2026-01-18</w:t>
       <w:br/>
       <w:br/>
     </w:r>

--- a/klagomål/A 52002-2025 FSC-klagomål.docx
+++ b/klagomål/A 52002-2025 FSC-klagomål.docx
@@ -651,7 +651,7 @@
     <w:r>
       <w:tab/>
       <w:tab/>
-      <w:t>2026-01-18</w:t>
+      <w:t>2026-01-19</w:t>
       <w:br/>
       <w:br/>
     </w:r>

--- a/klagomål/A 52002-2025 FSC-klagomål.docx
+++ b/klagomål/A 52002-2025 FSC-klagomål.docx
@@ -651,7 +651,7 @@
     <w:r>
       <w:tab/>
       <w:tab/>
-      <w:t>2026-01-19</w:t>
+      <w:t>2026-01-20</w:t>
       <w:br/>
       <w:br/>
     </w:r>

--- a/klagomål/A 52002-2025 FSC-klagomål.docx
+++ b/klagomål/A 52002-2025 FSC-klagomål.docx
@@ -651,7 +651,7 @@
     <w:r>
       <w:tab/>
       <w:tab/>
-      <w:t>2026-01-20</w:t>
+      <w:t>2026-01-21</w:t>
       <w:br/>
       <w:br/>
     </w:r>

--- a/klagomål/A 52002-2025 FSC-klagomål.docx
+++ b/klagomål/A 52002-2025 FSC-klagomål.docx
@@ -651,7 +651,7 @@
     <w:r>
       <w:tab/>
       <w:tab/>
-      <w:t>2026-01-21</w:t>
+      <w:t>2026-01-23</w:t>
       <w:br/>
       <w:br/>
     </w:r>

--- a/klagomål/A 52002-2025 FSC-klagomål.docx
+++ b/klagomål/A 52002-2025 FSC-klagomål.docx
@@ -651,7 +651,7 @@
     <w:r>
       <w:tab/>
       <w:tab/>
-      <w:t>2026-01-23</w:t>
+      <w:t>2026-01-24</w:t>
       <w:br/>
       <w:br/>
     </w:r>

--- a/klagomål/A 52002-2025 FSC-klagomål.docx
+++ b/klagomål/A 52002-2025 FSC-klagomål.docx
@@ -651,7 +651,7 @@
     <w:r>
       <w:tab/>
       <w:tab/>
-      <w:t>2026-01-24</w:t>
+      <w:t>2026-01-25</w:t>
       <w:br/>
       <w:br/>
     </w:r>

--- a/klagomål/A 52002-2025 FSC-klagomål.docx
+++ b/klagomål/A 52002-2025 FSC-klagomål.docx
@@ -651,7 +651,7 @@
     <w:r>
       <w:tab/>
       <w:tab/>
-      <w:t>2026-01-25</w:t>
+      <w:t>2026-01-26</w:t>
       <w:br/>
       <w:br/>
     </w:r>

--- a/klagomål/A 52002-2025 FSC-klagomål.docx
+++ b/klagomål/A 52002-2025 FSC-klagomål.docx
@@ -651,7 +651,7 @@
     <w:r>
       <w:tab/>
       <w:tab/>
-      <w:t>2026-01-26</w:t>
+      <w:t>2026-01-27</w:t>
       <w:br/>
       <w:br/>
     </w:r>

--- a/klagomål/A 52002-2025 FSC-klagomål.docx
+++ b/klagomål/A 52002-2025 FSC-klagomål.docx
@@ -651,7 +651,7 @@
     <w:r>
       <w:tab/>
       <w:tab/>
-      <w:t>2026-01-27</w:t>
+      <w:t>2026-01-28</w:t>
       <w:br/>
       <w:br/>
     </w:r>

--- a/klagomål/A 52002-2025 FSC-klagomål.docx
+++ b/klagomål/A 52002-2025 FSC-klagomål.docx
@@ -112,7 +112,7 @@
         <w:pStyle w:val="ListBullet"/>
       </w:pPr>
       <w:r>
-        <w:t>Om ett ombud (tex Norra skog eller Mellanskog) avverkningsanmäler en skog med naturvärden motsvarande nyckelbiotops kvalité men markägaren inte är FSC certifierad, bör du skicka in ett FSC kontrollerat virke klagomål. Då ska klagomålet skickas till ombudsföretaget.</w:t>
+        <w:t>Om ett ombud (tex Norra skog eller Mellanskog) avverkningsanmäler en skog med naturvärden motsvarande nyckelbiotops kvalitet men markägaren inte är FSC certifierad, bör du skicka in ett FSC kontrollerat virke klagomål. Då ska klagomålet skickas till ombudsföretaget.</w:t>
       </w:r>
     </w:p>
     <w:p>
@@ -651,7 +651,7 @@
     <w:r>
       <w:tab/>
       <w:tab/>
-      <w:t>2026-01-28</w:t>
+      <w:t>2026-01-29</w:t>
       <w:br/>
       <w:br/>
     </w:r>

--- a/klagomål/A 52002-2025 FSC-klagomål.docx
+++ b/klagomål/A 52002-2025 FSC-klagomål.docx
@@ -651,7 +651,7 @@
     <w:r>
       <w:tab/>
       <w:tab/>
-      <w:t>2026-01-29</w:t>
+      <w:t>2026-01-30</w:t>
       <w:br/>
       <w:br/>
     </w:r>

--- a/klagomål/A 52002-2025 FSC-klagomål.docx
+++ b/klagomål/A 52002-2025 FSC-klagomål.docx
@@ -651,7 +651,7 @@
     <w:r>
       <w:tab/>
       <w:tab/>
-      <w:t>2026-01-30</w:t>
+      <w:t>2026-01-31</w:t>
       <w:br/>
       <w:br/>
     </w:r>

--- a/klagomål/A 52002-2025 FSC-klagomål.docx
+++ b/klagomål/A 52002-2025 FSC-klagomål.docx
@@ -651,7 +651,7 @@
     <w:r>
       <w:tab/>
       <w:tab/>
-      <w:t>2026-02-28</w:t>
+      <w:t>2026-03-01</w:t>
       <w:br/>
       <w:br/>
     </w:r>

--- a/klagomål/A 52002-2025 FSC-klagomål.docx
+++ b/klagomål/A 52002-2025 FSC-klagomål.docx
@@ -651,7 +651,7 @@
     <w:r>
       <w:tab/>
       <w:tab/>
-      <w:t>2026-03-01</w:t>
+      <w:t>2026-03-02</w:t>
       <w:br/>
       <w:br/>
     </w:r>

--- a/klagomål/A 52002-2025 FSC-klagomål.docx
+++ b/klagomål/A 52002-2025 FSC-klagomål.docx
@@ -244,6 +244,17 @@
       </w:pPr>
       <w:r>
         <w:t>Figur 1. Fyndplatser för naturvårdsarter i det avverkningsanmälda området (röd linje). Markörer utan svart kant är placerade på fyndplatsen. Markörer med svart kant är placerade vid sidan av fyndplatsen och har ett svart streck som visar fyndplatsens exakta position. Kartans mittpunktskoordinat är N 6707713, E 637927 i SWEREF 99 TM.</w:t>
+      </w:r>
+    </w:p>
+    <w:p>
+      <w:r>
+        <w:rPr>
+          <w:b/>
+        </w:rPr>
+        <w:t xml:space="preserve">Grentaggsvamp (NT) </w:t>
+      </w:r>
+      <w:r>
+        <w:t>är en vedlevande taggsvamp som lever parasitiskt på grova, levande lövträd oftast bok, asp, björk, hästkastanj, poppel, lönn, rönn och oxel. Den förekommer gärna på kyrkogårdar, i alléer, parker, lövskogar och hagmarker men även i slutna skogar. Främsta hotet är avverkning av äldre grova lövträd i kulturlandskapet och i parker. Arten missgynnas på sikt av att det inte tillkommer lika mycket solitära lövträd som motsvarar vad som dör eller tas bort. Det behövs tydlig information till markägare, parkförvaltningar och liknande instanser om värdet av äldre träd och hur de ska skötas. Det behövs också en kampanj för att nyskapa dessa miljöer som är viktiga för ett stort antal hotade arter (SLU Artdatabanken, 2025).</w:t>
       </w:r>
     </w:p>
     <w:p>
@@ -651,7 +662,7 @@
     <w:r>
       <w:tab/>
       <w:tab/>
-      <w:t>2026-03-02</w:t>
+      <w:t>2026-03-03</w:t>
       <w:br/>
       <w:br/>
     </w:r>

--- a/klagomål/A 52002-2025 FSC-klagomål.docx
+++ b/klagomål/A 52002-2025 FSC-klagomål.docx
@@ -662,7 +662,7 @@
     <w:r>
       <w:tab/>
       <w:tab/>
-      <w:t>2026-03-03</w:t>
+      <w:t>2026-03-04</w:t>
       <w:br/>
       <w:br/>
     </w:r>

--- a/klagomål/A 52002-2025 FSC-klagomål.docx
+++ b/klagomål/A 52002-2025 FSC-klagomål.docx
@@ -662,7 +662,7 @@
     <w:r>
       <w:tab/>
       <w:tab/>
-      <w:t>2026-03-04</w:t>
+      <w:t>2026-03-05</w:t>
       <w:br/>
       <w:br/>
     </w:r>

--- a/klagomål/A 52002-2025 FSC-klagomål.docx
+++ b/klagomål/A 52002-2025 FSC-klagomål.docx
@@ -662,7 +662,7 @@
     <w:r>
       <w:tab/>
       <w:tab/>
-      <w:t>2026-03-05</w:t>
+      <w:t>2026-03-06</w:t>
       <w:br/>
       <w:br/>
     </w:r>

--- a/klagomål/A 52002-2025 FSC-klagomål.docx
+++ b/klagomål/A 52002-2025 FSC-klagomål.docx
@@ -662,7 +662,7 @@
     <w:r>
       <w:tab/>
       <w:tab/>
-      <w:t>2026-03-06</w:t>
+      <w:t>2026-03-07</w:t>
       <w:br/>
       <w:br/>
     </w:r>

--- a/klagomål/A 52002-2025 FSC-klagomål.docx
+++ b/klagomål/A 52002-2025 FSC-klagomål.docx
@@ -662,7 +662,7 @@
     <w:r>
       <w:tab/>
       <w:tab/>
-      <w:t>2026-03-13</w:t>
+      <w:t>2026-03-16</w:t>
       <w:br/>
       <w:br/>
     </w:r>

--- a/klagomål/A 52002-2025 FSC-klagomål.docx
+++ b/klagomål/A 52002-2025 FSC-klagomål.docx
@@ -662,7 +662,7 @@
     <w:r>
       <w:tab/>
       <w:tab/>
-      <w:t>2026-03-16</w:t>
+      <w:t>2026-03-17</w:t>
       <w:br/>
       <w:br/>
     </w:r>

--- a/klagomål/A 52002-2025 FSC-klagomål.docx
+++ b/klagomål/A 52002-2025 FSC-klagomål.docx
@@ -662,7 +662,7 @@
     <w:r>
       <w:tab/>
       <w:tab/>
-      <w:t>2026-03-17</w:t>
+      <w:t>2026-03-18</w:t>
       <w:br/>
       <w:br/>
     </w:r>

--- a/klagomål/A 52002-2025 FSC-klagomål.docx
+++ b/klagomål/A 52002-2025 FSC-klagomål.docx
@@ -662,7 +662,7 @@
     <w:r>
       <w:tab/>
       <w:tab/>
-      <w:t>2026-03-18</w:t>
+      <w:t>2026-03-19</w:t>
       <w:br/>
       <w:br/>
     </w:r>

--- a/klagomål/A 52002-2025 FSC-klagomål.docx
+++ b/klagomål/A 52002-2025 FSC-klagomål.docx
@@ -662,7 +662,7 @@
     <w:r>
       <w:tab/>
       <w:tab/>
-      <w:t>2026-03-19</w:t>
+      <w:t>2026-03-20</w:t>
       <w:br/>
       <w:br/>
     </w:r>

--- a/klagomål/A 52002-2025 FSC-klagomål.docx
+++ b/klagomål/A 52002-2025 FSC-klagomål.docx
@@ -662,7 +662,7 @@
     <w:r>
       <w:tab/>
       <w:tab/>
-      <w:t>2026-03-20</w:t>
+      <w:t>2026-03-21</w:t>
       <w:br/>
       <w:br/>
     </w:r>

--- a/klagomål/A 52002-2025 FSC-klagomål.docx
+++ b/klagomål/A 52002-2025 FSC-klagomål.docx
@@ -662,7 +662,7 @@
     <w:r>
       <w:tab/>
       <w:tab/>
-      <w:t>2026-03-21</w:t>
+      <w:t>2026-03-22</w:t>
       <w:br/>
       <w:br/>
     </w:r>

--- a/klagomål/A 52002-2025 FSC-klagomål.docx
+++ b/klagomål/A 52002-2025 FSC-klagomål.docx
@@ -662,7 +662,7 @@
     <w:r>
       <w:tab/>
       <w:tab/>
-      <w:t>2026-03-22</w:t>
+      <w:t>2026-03-23</w:t>
       <w:br/>
       <w:br/>
     </w:r>

--- a/klagomål/A 52002-2025 FSC-klagomål.docx
+++ b/klagomål/A 52002-2025 FSC-klagomål.docx
@@ -662,7 +662,7 @@
     <w:r>
       <w:tab/>
       <w:tab/>
-      <w:t>2026-03-23</w:t>
+      <w:t>2026-03-24</w:t>
       <w:br/>
       <w:br/>
     </w:r>

--- a/klagomål/A 52002-2025 FSC-klagomål.docx
+++ b/klagomål/A 52002-2025 FSC-klagomål.docx
@@ -662,7 +662,7 @@
     <w:r>
       <w:tab/>
       <w:tab/>
-      <w:t>2026-03-24</w:t>
+      <w:t>2026-03-25</w:t>
       <w:br/>
       <w:br/>
     </w:r>

--- a/klagomål/A 52002-2025 FSC-klagomål.docx
+++ b/klagomål/A 52002-2025 FSC-klagomål.docx
@@ -662,7 +662,7 @@
     <w:r>
       <w:tab/>
       <w:tab/>
-      <w:t>2026-03-25</w:t>
+      <w:t>2026-03-26</w:t>
       <w:br/>
       <w:br/>
     </w:r>

--- a/klagomål/A 52002-2025 FSC-klagomål.docx
+++ b/klagomål/A 52002-2025 FSC-klagomål.docx
@@ -662,7 +662,7 @@
     <w:r>
       <w:tab/>
       <w:tab/>
-      <w:t>2026-03-26</w:t>
+      <w:t>2026-03-27</w:t>
       <w:br/>
       <w:br/>
     </w:r>

--- a/klagomål/A 52002-2025 FSC-klagomål.docx
+++ b/klagomål/A 52002-2025 FSC-klagomål.docx
@@ -662,7 +662,7 @@
     <w:r>
       <w:tab/>
       <w:tab/>
-      <w:t>2026-03-27</w:t>
+      <w:t>2026-03-28</w:t>
       <w:br/>
       <w:br/>
     </w:r>

--- a/klagomål/A 52002-2025 FSC-klagomål.docx
+++ b/klagomål/A 52002-2025 FSC-klagomål.docx
@@ -662,7 +662,7 @@
     <w:r>
       <w:tab/>
       <w:tab/>
-      <w:t>2026-03-28</w:t>
+      <w:t>2026-03-29</w:t>
       <w:br/>
       <w:br/>
     </w:r>

--- a/klagomål/A 52002-2025 FSC-klagomål.docx
+++ b/klagomål/A 52002-2025 FSC-klagomål.docx
@@ -662,7 +662,7 @@
     <w:r>
       <w:tab/>
       <w:tab/>
-      <w:t>2026-03-29</w:t>
+      <w:t>2026-03-30</w:t>
       <w:br/>
       <w:br/>
     </w:r>

--- a/klagomål/A 52002-2025 FSC-klagomål.docx
+++ b/klagomål/A 52002-2025 FSC-klagomål.docx
@@ -662,7 +662,7 @@
     <w:r>
       <w:tab/>
       <w:tab/>
-      <w:t>2026-03-30</w:t>
+      <w:t>2026-03-31</w:t>
       <w:br/>
       <w:br/>
     </w:r>

--- a/klagomål/A 52002-2025 FSC-klagomål.docx
+++ b/klagomål/A 52002-2025 FSC-klagomål.docx
@@ -662,7 +662,7 @@
     <w:r>
       <w:tab/>
       <w:tab/>
-      <w:t>2026-03-31</w:t>
+      <w:t>2026-04-01</w:t>
       <w:br/>
       <w:br/>
     </w:r>

--- a/klagomål/A 52002-2025 FSC-klagomål.docx
+++ b/klagomål/A 52002-2025 FSC-klagomål.docx
@@ -662,7 +662,7 @@
     <w:r>
       <w:tab/>
       <w:tab/>
-      <w:t>2026-04-01</w:t>
+      <w:t>2026-04-02</w:t>
       <w:br/>
       <w:br/>
     </w:r>

--- a/klagomål/A 52002-2025 FSC-klagomål.docx
+++ b/klagomål/A 52002-2025 FSC-klagomål.docx
@@ -662,7 +662,7 @@
     <w:r>
       <w:tab/>
       <w:tab/>
-      <w:t>2026-04-02</w:t>
+      <w:t>2026-04-03</w:t>
       <w:br/>
       <w:br/>
     </w:r>

--- a/klagomål/A 52002-2025 FSC-klagomål.docx
+++ b/klagomål/A 52002-2025 FSC-klagomål.docx
@@ -662,7 +662,7 @@
     <w:r>
       <w:tab/>
       <w:tab/>
-      <w:t>2026-04-03</w:t>
+      <w:t>2026-04-04</w:t>
       <w:br/>
       <w:br/>
     </w:r>

--- a/klagomål/A 52002-2025 FSC-klagomål.docx
+++ b/klagomål/A 52002-2025 FSC-klagomål.docx
@@ -662,7 +662,7 @@
     <w:r>
       <w:tab/>
       <w:tab/>
-      <w:t>2026-04-04</w:t>
+      <w:t>2026-04-05</w:t>
       <w:br/>
       <w:br/>
     </w:r>

--- a/klagomål/A 52002-2025 FSC-klagomål.docx
+++ b/klagomål/A 52002-2025 FSC-klagomål.docx
@@ -662,7 +662,7 @@
     <w:r>
       <w:tab/>
       <w:tab/>
-      <w:t>2026-04-05</w:t>
+      <w:t>2026-04-06</w:t>
       <w:br/>
       <w:br/>
     </w:r>

--- a/klagomål/A 52002-2025 FSC-klagomål.docx
+++ b/klagomål/A 52002-2025 FSC-klagomål.docx
@@ -662,7 +662,7 @@
     <w:r>
       <w:tab/>
       <w:tab/>
-      <w:t>2026-04-06</w:t>
+      <w:t>2026-04-07</w:t>
       <w:br/>
       <w:br/>
     </w:r>

--- a/klagomål/A 52002-2025 FSC-klagomål.docx
+++ b/klagomål/A 52002-2025 FSC-klagomål.docx
@@ -662,7 +662,7 @@
     <w:r>
       <w:tab/>
       <w:tab/>
-      <w:t>2026-04-07</w:t>
+      <w:t>2026-04-08</w:t>
       <w:br/>
       <w:br/>
     </w:r>

--- a/klagomål/A 52002-2025 FSC-klagomål.docx
+++ b/klagomål/A 52002-2025 FSC-klagomål.docx
@@ -662,7 +662,7 @@
     <w:r>
       <w:tab/>
       <w:tab/>
-      <w:t>2026-04-08</w:t>
+      <w:t>2026-04-09</w:t>
       <w:br/>
       <w:br/>
     </w:r>

--- a/klagomål/A 52002-2025 FSC-klagomål.docx
+++ b/klagomål/A 52002-2025 FSC-klagomål.docx
@@ -662,7 +662,7 @@
     <w:r>
       <w:tab/>
       <w:tab/>
-      <w:t>2026-04-09</w:t>
+      <w:t>2026-04-10</w:t>
       <w:br/>
       <w:br/>
     </w:r>

--- a/klagomål/A 52002-2025 FSC-klagomål.docx
+++ b/klagomål/A 52002-2025 FSC-klagomål.docx
@@ -662,7 +662,7 @@
     <w:r>
       <w:tab/>
       <w:tab/>
-      <w:t>2026-04-10</w:t>
+      <w:t>2026-04-11</w:t>
       <w:br/>
       <w:br/>
     </w:r>

--- a/klagomål/A 52002-2025 FSC-klagomål.docx
+++ b/klagomål/A 52002-2025 FSC-klagomål.docx
@@ -662,7 +662,7 @@
     <w:r>
       <w:tab/>
       <w:tab/>
-      <w:t>2026-05-16</w:t>
+      <w:t>2026-05-17</w:t>
       <w:br/>
       <w:br/>
     </w:r>

--- a/klagomål/A 52002-2025 FSC-klagomål.docx
+++ b/klagomål/A 52002-2025 FSC-klagomål.docx
@@ -662,7 +662,7 @@
     <w:r>
       <w:tab/>
       <w:tab/>
-      <w:t>2026-05-17</w:t>
+      <w:t>2026-05-18</w:t>
       <w:br/>
       <w:br/>
     </w:r>

--- a/klagomål/A 52002-2025 FSC-klagomål.docx
+++ b/klagomål/A 52002-2025 FSC-klagomål.docx
@@ -662,7 +662,7 @@
     <w:r>
       <w:tab/>
       <w:tab/>
-      <w:t>2026-05-18</w:t>
+      <w:t>2026-05-19</w:t>
       <w:br/>
       <w:br/>
     </w:r>

--- a/klagomål/A 52002-2025 FSC-klagomål.docx
+++ b/klagomål/A 52002-2025 FSC-klagomål.docx
@@ -662,7 +662,7 @@
     <w:r>
       <w:tab/>
       <w:tab/>
-      <w:t>2026-05-19</w:t>
+      <w:t>2026-05-20</w:t>
       <w:br/>
       <w:br/>
     </w:r>

--- a/klagomål/A 52002-2025 FSC-klagomål.docx
+++ b/klagomål/A 52002-2025 FSC-klagomål.docx
@@ -662,7 +662,7 @@
     <w:r>
       <w:tab/>
       <w:tab/>
-      <w:t>2026-05-20</w:t>
+      <w:t>2026-05-21</w:t>
       <w:br/>
       <w:br/>
     </w:r>

--- a/klagomål/A 52002-2025 FSC-klagomål.docx
+++ b/klagomål/A 52002-2025 FSC-klagomål.docx
@@ -662,7 +662,7 @@
     <w:r>
       <w:tab/>
       <w:tab/>
-      <w:t>2026-05-21</w:t>
+      <w:t>2026-05-22</w:t>
       <w:br/>
       <w:br/>
     </w:r>

--- a/klagomål/A 52002-2025 FSC-klagomål.docx
+++ b/klagomål/A 52002-2025 FSC-klagomål.docx
@@ -662,7 +662,7 @@
     <w:r>
       <w:tab/>
       <w:tab/>
-      <w:t>2026-05-22</w:t>
+      <w:t>2026-05-23</w:t>
       <w:br/>
       <w:br/>
     </w:r>

--- a/klagomål/A 52002-2025 FSC-klagomål.docx
+++ b/klagomål/A 52002-2025 FSC-klagomål.docx
@@ -662,7 +662,7 @@
     <w:r>
       <w:tab/>
       <w:tab/>
-      <w:t>2026-05-23</w:t>
+      <w:t>2026-05-24</w:t>
       <w:br/>
       <w:br/>
     </w:r>

--- a/klagomål/A 52002-2025 FSC-klagomål.docx
+++ b/klagomål/A 52002-2025 FSC-klagomål.docx
@@ -662,7 +662,7 @@
     <w:r>
       <w:tab/>
       <w:tab/>
-      <w:t>2026-05-24</w:t>
+      <w:t>2026-05-25</w:t>
       <w:br/>
       <w:br/>
     </w:r>

--- a/klagomål/A 52002-2025 FSC-klagomål.docx
+++ b/klagomål/A 52002-2025 FSC-klagomål.docx
@@ -662,7 +662,7 @@
     <w:r>
       <w:tab/>
       <w:tab/>
-      <w:t>2026-05-25</w:t>
+      <w:t>2026-05-26</w:t>
       <w:br/>
       <w:br/>
     </w:r>

--- a/klagomål/A 52002-2025 FSC-klagomål.docx
+++ b/klagomål/A 52002-2025 FSC-klagomål.docx
@@ -662,7 +662,7 @@
     <w:r>
       <w:tab/>
       <w:tab/>
-      <w:t>2026-05-26</w:t>
+      <w:t>2026-05-27</w:t>
       <w:br/>
       <w:br/>
     </w:r>

--- a/klagomål/A 52002-2025 FSC-klagomål.docx
+++ b/klagomål/A 52002-2025 FSC-klagomål.docx
@@ -662,7 +662,7 @@
     <w:r>
       <w:tab/>
       <w:tab/>
-      <w:t>2026-05-27</w:t>
+      <w:t>2026-05-28</w:t>
       <w:br/>
       <w:br/>
     </w:r>

--- a/klagomål/A 52002-2025 FSC-klagomål.docx
+++ b/klagomål/A 52002-2025 FSC-klagomål.docx
@@ -662,7 +662,7 @@
     <w:r>
       <w:tab/>
       <w:tab/>
-      <w:t>2026-05-28</w:t>
+      <w:t>2026-05-29</w:t>
       <w:br/>
       <w:br/>
     </w:r>

--- a/klagomål/A 52002-2025 FSC-klagomål.docx
+++ b/klagomål/A 52002-2025 FSC-klagomål.docx
@@ -662,7 +662,7 @@
     <w:r>
       <w:tab/>
       <w:tab/>
-      <w:t>2026-05-29</w:t>
+      <w:t>2026-05-30</w:t>
       <w:br/>
       <w:br/>
     </w:r>

--- a/klagomål/A 52002-2025 FSC-klagomål.docx
+++ b/klagomål/A 52002-2025 FSC-klagomål.docx
@@ -662,7 +662,7 @@
     <w:r>
       <w:tab/>
       <w:tab/>
-      <w:t>2026-05-30</w:t>
+      <w:t>2026-05-31</w:t>
       <w:br/>
       <w:br/>
     </w:r>

--- a/klagomål/A 52002-2025 FSC-klagomål.docx
+++ b/klagomål/A 52002-2025 FSC-klagomål.docx
@@ -662,7 +662,7 @@
     <w:r>
       <w:tab/>
       <w:tab/>
-      <w:t>2026-05-31</w:t>
+      <w:t>2026-06-01</w:t>
       <w:br/>
       <w:br/>
     </w:r>

--- a/klagomål/A 52002-2025 FSC-klagomål.docx
+++ b/klagomål/A 52002-2025 FSC-klagomål.docx
@@ -662,7 +662,7 @@
     <w:r>
       <w:tab/>
       <w:tab/>
-      <w:t>2026-06-01</w:t>
+      <w:t>2026-06-02</w:t>
       <w:br/>
       <w:br/>
     </w:r>

--- a/klagomål/A 52002-2025 FSC-klagomål.docx
+++ b/klagomål/A 52002-2025 FSC-klagomål.docx
@@ -662,7 +662,7 @@
     <w:r>
       <w:tab/>
       <w:tab/>
-      <w:t>2026-06-02</w:t>
+      <w:t>2026-06-03</w:t>
       <w:br/>
       <w:br/>
     </w:r>

--- a/klagomål/A 52002-2025 FSC-klagomål.docx
+++ b/klagomål/A 52002-2025 FSC-klagomål.docx
@@ -662,7 +662,7 @@
     <w:r>
       <w:tab/>
       <w:tab/>
-      <w:t>2026-06-03</w:t>
+      <w:t>2026-06-04</w:t>
       <w:br/>
       <w:br/>
     </w:r>

--- a/klagomål/A 52002-2025 FSC-klagomål.docx
+++ b/klagomål/A 52002-2025 FSC-klagomål.docx
@@ -662,7 +662,7 @@
     <w:r>
       <w:tab/>
       <w:tab/>
-      <w:t>2026-06-04</w:t>
+      <w:t>2026-06-05</w:t>
       <w:br/>
       <w:br/>
     </w:r>
